--- a/Lab-4/Lab4_Reflection.docx
+++ b/Lab-4/Lab4_Reflection.docx
@@ -4,7 +4,7 @@
   <w:body>
     <w:p>
       <w:r>
-        <w:t>In Lab 4, I implemented A* search and compared it with UCS. The difficult part was understanding g, h, and f, and keeping the queue order consistent when two values were equal. I solved this by using a priority queue with f, g, and insertion order. I checked the first three expansions by hand and checked the path cost separately. I also changed h(C) from 2 to 10 and saw a more expensive path, which helped me understand why an overestimating heuristic can be a problem.</w:t>
+        <w:t>This was the hardest lab for me so far. In the beginning I mixed up g and h two or three times during the manual audit - I kept taking the heuristic of the wrong node. Writing the values of S, A and C in a small table first made it clear, because f is simply g + h of the same node. The other problem was the tie between A and C, both had f = 5. I solved it with a counter in the queue, so the node which enters first also comes out first. The h(C) = 10 experiment was the best part of this lab. A* suddenly selected S -&gt; B -&gt; G with cost 9, and that showed me practically why an overestimated heuristic can break the best path.</w:t>
       </w:r>
     </w:p>
     <w:sectPr>
@@ -381,7 +381,7 @@
     <w:qFormat/>
     <w:rsid w:val="00FC693F"/>
     <w:rPr>
-      <w:rFonts w:ascii="Arial" w:hAnsi="Arial"/>
+      <w:rFonts w:ascii="Calibri" w:hAnsi="Calibri"/>
       <w:sz w:val="22"/>
     </w:rPr>
   </w:style>
